--- a/docs/requirements/project_charter.docx
+++ b/docs/requirements/project_charter.docx
@@ -1,6 +1,6 @@
 
 <file path=word/document.xml><?xml version="1.0" encoding="utf-8"?>
-<w:document xmlns:wpc="http://schemas.microsoft.com/office/word/2010/wordprocessingCanvas" xmlns:cx="http://schemas.microsoft.com/office/drawing/2014/chartex" xmlns:cx1="http://schemas.microsoft.com/office/drawing/2015/9/8/chartex" xmlns:cx2="http://schemas.microsoft.com/office/drawing/2015/10/21/chartex" xmlns:cx3="http://schemas.microsoft.com/office/drawing/2016/5/9/chartex" xmlns:cx4="http://schemas.microsoft.com/office/drawing/2016/5/10/chartex" xmlns:cx5="http://schemas.microsoft.com/office/drawing/2016/5/11/chartex" xmlns:cx6="http://schemas.microsoft.com/office/drawing/2016/5/12/chartex" xmlns:cx7="http://schemas.microsoft.com/office/drawing/2016/5/13/chartex" xmlns:cx8="http://schemas.microsoft.com/office/drawing/2016/5/14/chartex" xmlns:mc="http://schemas.openxmlformats.org/markup-compatibility/2006" xmlns:aink="http://schemas.microsoft.com/office/drawing/2016/ink" xmlns:am3d="http://schemas.microsoft.com/office/drawing/2017/model3d" xmlns:o="urn:schemas-microsoft-com:office:office" xmlns:r="http://schemas.openxmlformats.org/officeDocument/2006/relationships" xmlns:m="http://schemas.openxmlformats.org/officeDocument/2006/math" xmlns:v="urn:schemas-microsoft-com:vml" xmlns:wp14="http://schemas.microsoft.com/office/word/2010/wordprocessingDrawing" xmlns:wp="http://schemas.openxmlformats.org/drawingml/2006/wordprocessingDrawing" xmlns:w10="urn:schemas-microsoft-com:office:word" xmlns:w="http://schemas.openxmlformats.org/wordprocessingml/2006/main" xmlns:w14="http://schemas.microsoft.com/office/word/2010/wordml" xmlns:w15="http://schemas.microsoft.com/office/word/2012/wordml" xmlns:w16cex="http://schemas.microsoft.com/office/word/2018/wordml/cex" xmlns:w16cid="http://schemas.microsoft.com/office/word/2016/wordml/cid" xmlns:w16="http://schemas.microsoft.com/office/word/2018/wordml" xmlns:w16sdtdh="http://schemas.microsoft.com/office/word/2020/wordml/sdtdatahash" xmlns:w16se="http://schemas.microsoft.com/office/word/2015/wordml/symex" xmlns:wpg="http://schemas.microsoft.com/office/word/2010/wordprocessingGroup" xmlns:wpi="http://schemas.microsoft.com/office/word/2010/wordprocessingInk" xmlns:wne="http://schemas.microsoft.com/office/word/2006/wordml" xmlns:wps="http://schemas.microsoft.com/office/word/2010/wordprocessingShape" mc:Ignorable="w14 w15 w16se w16cid w16 w16cex w16sdtdh wp14">
+<w:document xmlns:wpc="http://schemas.microsoft.com/office/word/2010/wordprocessingCanvas" xmlns:cx="http://schemas.microsoft.com/office/drawing/2014/chartex" xmlns:cx1="http://schemas.microsoft.com/office/drawing/2015/9/8/chartex" xmlns:cx2="http://schemas.microsoft.com/office/drawing/2015/10/21/chartex" xmlns:cx3="http://schemas.microsoft.com/office/drawing/2016/5/9/chartex" xmlns:cx4="http://schemas.microsoft.com/office/drawing/2016/5/10/chartex" xmlns:cx5="http://schemas.microsoft.com/office/drawing/2016/5/11/chartex" xmlns:cx6="http://schemas.microsoft.com/office/drawing/2016/5/12/chartex" xmlns:cx7="http://schemas.microsoft.com/office/drawing/2016/5/13/chartex" xmlns:cx8="http://schemas.microsoft.com/office/drawing/2016/5/14/chartex" xmlns:mc="http://schemas.openxmlformats.org/markup-compatibility/2006" xmlns:aink="http://schemas.microsoft.com/office/drawing/2016/ink" xmlns:am3d="http://schemas.microsoft.com/office/drawing/2017/model3d" xmlns:o="urn:schemas-microsoft-com:office:office" xmlns:oel="http://schemas.microsoft.com/office/2019/extlst" xmlns:r="http://schemas.openxmlformats.org/officeDocument/2006/relationships" xmlns:m="http://schemas.openxmlformats.org/officeDocument/2006/math" xmlns:v="urn:schemas-microsoft-com:vml" xmlns:wp14="http://schemas.microsoft.com/office/word/2010/wordprocessingDrawing" xmlns:wp="http://schemas.openxmlformats.org/drawingml/2006/wordprocessingDrawing" xmlns:w10="urn:schemas-microsoft-com:office:word" xmlns:w="http://schemas.openxmlformats.org/wordprocessingml/2006/main" xmlns:w14="http://schemas.microsoft.com/office/word/2010/wordml" xmlns:w15="http://schemas.microsoft.com/office/word/2012/wordml" xmlns:w16cex="http://schemas.microsoft.com/office/word/2018/wordml/cex" xmlns:w16cid="http://schemas.microsoft.com/office/word/2016/wordml/cid" xmlns:w16="http://schemas.microsoft.com/office/word/2018/wordml" xmlns:w16du="http://schemas.microsoft.com/office/word/2023/wordml/word16du" xmlns:w16sdtdh="http://schemas.microsoft.com/office/word/2020/wordml/sdtdatahash" xmlns:w16se="http://schemas.microsoft.com/office/word/2015/wordml/symex" xmlns:wpg="http://schemas.microsoft.com/office/word/2010/wordprocessingGroup" xmlns:wpi="http://schemas.microsoft.com/office/word/2010/wordprocessingInk" xmlns:wne="http://schemas.microsoft.com/office/word/2006/wordml" xmlns:wps="http://schemas.microsoft.com/office/word/2010/wordprocessingShape" mc:Ignorable="w14 w15 w16se w16cid w16 w16cex w16sdtdh w16du wp14">
   <w:body>
     <w:p>
       <w:pPr>
@@ -343,7 +343,23 @@
           <w:sz w:val="24"/>
           <w:szCs w:val="28"/>
         </w:rPr>
-        <w:t>After identifying a failure, developers or testers must manually prepare defect reports containing the failed test, expected behaviour, actual behaviour, and supporting evidence.</w:t>
+        <w:t>After identifying a failure, developers or testers must manually prepare defect reports containing the failed test, expected behavior, actual behavi</w:t>
+      </w:r>
+      <w:r>
+        <w:rPr>
+          <w:rFonts w:ascii="Times New Roman" w:hAnsi="Times New Roman" w:cs="Times New Roman"/>
+          <w:sz w:val="24"/>
+          <w:szCs w:val="28"/>
+        </w:rPr>
+        <w:t>o</w:t>
+      </w:r>
+      <w:r>
+        <w:rPr>
+          <w:rFonts w:ascii="Times New Roman" w:hAnsi="Times New Roman" w:cs="Times New Roman"/>
+          <w:sz w:val="24"/>
+          <w:szCs w:val="28"/>
+        </w:rPr>
+        <w:t>r, and supporting evidence.</w:t>
       </w:r>
     </w:p>
     <w:p>
@@ -476,7 +492,7 @@
           <w:rFonts w:ascii="Times New Roman" w:eastAsia="Times New Roman" w:hAnsi="Times New Roman" w:cs="Times New Roman"/>
           <w:sz w:val="24"/>
           <w:szCs w:val="24"/>
-          <w:lang w:eastAsia="en-UG"/>
+          <w:lang/>
         </w:rPr>
       </w:pPr>
       <w:r>
@@ -486,7 +502,7 @@
           <w:bCs/>
           <w:sz w:val="24"/>
           <w:szCs w:val="24"/>
-          <w:lang w:eastAsia="en-UG"/>
+          <w:lang/>
         </w:rPr>
         <w:t>In Scope</w:t>
       </w:r>
@@ -518,7 +534,7 @@
           <w:bCs/>
           <w:sz w:val="24"/>
           <w:szCs w:val="24"/>
-          <w:lang w:eastAsia="en-UG"/>
+          <w:lang/>
         </w:rPr>
       </w:pPr>
       <w:r>
@@ -528,7 +544,7 @@
           <w:bCs/>
           <w:sz w:val="24"/>
           <w:szCs w:val="24"/>
-          <w:lang w:eastAsia="en-UG"/>
+          <w:lang/>
         </w:rPr>
         <w:t>Out of Scope</w:t>
       </w:r>
@@ -558,7 +574,7 @@
           <w:rFonts w:ascii="Times New Roman" w:eastAsia="Times New Roman" w:hAnsi="Times New Roman" w:cs="Times New Roman"/>
           <w:sz w:val="24"/>
           <w:szCs w:val="24"/>
-          <w:lang w:eastAsia="en-UG"/>
+          <w:lang/>
         </w:rPr>
       </w:pPr>
     </w:p>
@@ -1165,7 +1181,25 @@
           <w:sz w:val="24"/>
           <w:szCs w:val="28"/>
         </w:rPr>
-        <w:t>The final system must demonstrate more than an LLM-based chat interface by implementing a traceable multi-step workflow with explicit tools, bounded agent behaviour, state or memory, evaluation, and guardrails.</w:t>
+        <w:t xml:space="preserve">The final system must demonstrate more than an LLM-based chat interface by implementing a traceable multi-step workflow with explicit tools, bounded agent </w:t>
+      </w:r>
+      <w:proofErr w:type="spellStart"/>
+      <w:r>
+        <w:rPr>
+          <w:rFonts w:ascii="Times New Roman" w:hAnsi="Times New Roman" w:cs="Times New Roman"/>
+          <w:sz w:val="24"/>
+          <w:szCs w:val="28"/>
+        </w:rPr>
+        <w:t>behaviour</w:t>
+      </w:r>
+      <w:proofErr w:type="spellEnd"/>
+      <w:r>
+        <w:rPr>
+          <w:rFonts w:ascii="Times New Roman" w:hAnsi="Times New Roman" w:cs="Times New Roman"/>
+          <w:sz w:val="24"/>
+          <w:szCs w:val="28"/>
+        </w:rPr>
+        <w:t>, state or memory, evaluation, and guardrails.</w:t>
       </w:r>
     </w:p>
     <w:p>
@@ -1223,7 +1257,7 @@
 </file>
 
 <file path=word/numbering.xml><?xml version="1.0" encoding="utf-8"?>
-<w:numbering xmlns:wpc="http://schemas.microsoft.com/office/word/2010/wordprocessingCanvas" xmlns:cx="http://schemas.microsoft.com/office/drawing/2014/chartex" xmlns:cx1="http://schemas.microsoft.com/office/drawing/2015/9/8/chartex" xmlns:cx2="http://schemas.microsoft.com/office/drawing/2015/10/21/chartex" xmlns:cx3="http://schemas.microsoft.com/office/drawing/2016/5/9/chartex" xmlns:cx4="http://schemas.microsoft.com/office/drawing/2016/5/10/chartex" xmlns:cx5="http://schemas.microsoft.com/office/drawing/2016/5/11/chartex" xmlns:cx6="http://schemas.microsoft.com/office/drawing/2016/5/12/chartex" xmlns:cx7="http://schemas.microsoft.com/office/drawing/2016/5/13/chartex" xmlns:cx8="http://schemas.microsoft.com/office/drawing/2016/5/14/chartex" xmlns:mc="http://schemas.openxmlformats.org/markup-compatibility/2006" xmlns:aink="http://schemas.microsoft.com/office/drawing/2016/ink" xmlns:am3d="http://schemas.microsoft.com/office/drawing/2017/model3d" xmlns:o="urn:schemas-microsoft-com:office:office" xmlns:r="http://schemas.openxmlformats.org/officeDocument/2006/relationships" xmlns:m="http://schemas.openxmlformats.org/officeDocument/2006/math" xmlns:v="urn:schemas-microsoft-com:vml" xmlns:wp14="http://schemas.microsoft.com/office/word/2010/wordprocessingDrawing" xmlns:wp="http://schemas.openxmlformats.org/drawingml/2006/wordprocessingDrawing" xmlns:w10="urn:schemas-microsoft-com:office:word" xmlns:w="http://schemas.openxmlformats.org/wordprocessingml/2006/main" xmlns:w14="http://schemas.microsoft.com/office/word/2010/wordml" xmlns:w15="http://schemas.microsoft.com/office/word/2012/wordml" xmlns:w16cex="http://schemas.microsoft.com/office/word/2018/wordml/cex" xmlns:w16cid="http://schemas.microsoft.com/office/word/2016/wordml/cid" xmlns:w16="http://schemas.microsoft.com/office/word/2018/wordml" xmlns:w16sdtdh="http://schemas.microsoft.com/office/word/2020/wordml/sdtdatahash" xmlns:w16se="http://schemas.microsoft.com/office/word/2015/wordml/symex" xmlns:wpg="http://schemas.microsoft.com/office/word/2010/wordprocessingGroup" xmlns:wpi="http://schemas.microsoft.com/office/word/2010/wordprocessingInk" xmlns:wne="http://schemas.microsoft.com/office/word/2006/wordml" xmlns:wps="http://schemas.microsoft.com/office/word/2010/wordprocessingShape" mc:Ignorable="w14 w15 w16se w16cid w16 w16cex w16sdtdh wp14">
+<w:numbering xmlns:wpc="http://schemas.microsoft.com/office/word/2010/wordprocessingCanvas" xmlns:cx="http://schemas.microsoft.com/office/drawing/2014/chartex" xmlns:cx1="http://schemas.microsoft.com/office/drawing/2015/9/8/chartex" xmlns:cx2="http://schemas.microsoft.com/office/drawing/2015/10/21/chartex" xmlns:cx3="http://schemas.microsoft.com/office/drawing/2016/5/9/chartex" xmlns:cx4="http://schemas.microsoft.com/office/drawing/2016/5/10/chartex" xmlns:cx5="http://schemas.microsoft.com/office/drawing/2016/5/11/chartex" xmlns:cx6="http://schemas.microsoft.com/office/drawing/2016/5/12/chartex" xmlns:cx7="http://schemas.microsoft.com/office/drawing/2016/5/13/chartex" xmlns:cx8="http://schemas.microsoft.com/office/drawing/2016/5/14/chartex" xmlns:mc="http://schemas.openxmlformats.org/markup-compatibility/2006" xmlns:aink="http://schemas.microsoft.com/office/drawing/2016/ink" xmlns:am3d="http://schemas.microsoft.com/office/drawing/2017/model3d" xmlns:o="urn:schemas-microsoft-com:office:office" xmlns:oel="http://schemas.microsoft.com/office/2019/extlst" xmlns:r="http://schemas.openxmlformats.org/officeDocument/2006/relationships" xmlns:m="http://schemas.openxmlformats.org/officeDocument/2006/math" xmlns:v="urn:schemas-microsoft-com:vml" xmlns:wp14="http://schemas.microsoft.com/office/word/2010/wordprocessingDrawing" xmlns:wp="http://schemas.openxmlformats.org/drawingml/2006/wordprocessingDrawing" xmlns:w10="urn:schemas-microsoft-com:office:word" xmlns:w="http://schemas.openxmlformats.org/wordprocessingml/2006/main" xmlns:w14="http://schemas.microsoft.com/office/word/2010/wordml" xmlns:w15="http://schemas.microsoft.com/office/word/2012/wordml" xmlns:w16cex="http://schemas.microsoft.com/office/word/2018/wordml/cex" xmlns:w16cid="http://schemas.microsoft.com/office/word/2016/wordml/cid" xmlns:w16="http://schemas.microsoft.com/office/word/2018/wordml" xmlns:w16du="http://schemas.microsoft.com/office/word/2023/wordml/word16du" xmlns:w16sdtdh="http://schemas.microsoft.com/office/word/2020/wordml/sdtdatahash" xmlns:w16se="http://schemas.microsoft.com/office/word/2015/wordml/symex" xmlns:wpg="http://schemas.microsoft.com/office/word/2010/wordprocessingGroup" xmlns:wpi="http://schemas.microsoft.com/office/word/2010/wordprocessingInk" xmlns:wne="http://schemas.microsoft.com/office/word/2006/wordml" xmlns:wps="http://schemas.microsoft.com/office/word/2010/wordprocessingShape" mc:Ignorable="w14 w15 w16se w16cid w16 w16cex w16sdtdh w16du wp14">
   <w:abstractNum w:abstractNumId="0" w15:restartNumberingAfterBreak="0">
     <w:nsid w:val="FFFFFF89"/>
     <w:multiLevelType w:val="singleLevel"/>
@@ -4178,99 +4212,99 @@
       </w:rPr>
     </w:lvl>
   </w:abstractNum>
-  <w:num w:numId="1">
+  <w:num w:numId="1" w16cid:durableId="53896550">
     <w:abstractNumId w:val="5"/>
   </w:num>
-  <w:num w:numId="2">
+  <w:num w:numId="2" w16cid:durableId="1124612945">
     <w:abstractNumId w:val="21"/>
   </w:num>
-  <w:num w:numId="3">
+  <w:num w:numId="3" w16cid:durableId="523400293">
     <w:abstractNumId w:val="19"/>
   </w:num>
-  <w:num w:numId="4">
+  <w:num w:numId="4" w16cid:durableId="516189149">
     <w:abstractNumId w:val="7"/>
   </w:num>
-  <w:num w:numId="5">
+  <w:num w:numId="5" w16cid:durableId="1340086650">
     <w:abstractNumId w:val="10"/>
   </w:num>
-  <w:num w:numId="6">
+  <w:num w:numId="6" w16cid:durableId="1495299245">
     <w:abstractNumId w:val="15"/>
   </w:num>
-  <w:num w:numId="7">
+  <w:num w:numId="7" w16cid:durableId="1390767635">
     <w:abstractNumId w:val="22"/>
   </w:num>
-  <w:num w:numId="8">
+  <w:num w:numId="8" w16cid:durableId="1667972781">
     <w:abstractNumId w:val="16"/>
   </w:num>
-  <w:num w:numId="9">
+  <w:num w:numId="9" w16cid:durableId="715465886">
     <w:abstractNumId w:val="8"/>
   </w:num>
-  <w:num w:numId="10">
+  <w:num w:numId="10" w16cid:durableId="968435643">
     <w:abstractNumId w:val="17"/>
   </w:num>
-  <w:num w:numId="11">
+  <w:num w:numId="11" w16cid:durableId="902065132">
     <w:abstractNumId w:val="20"/>
   </w:num>
-  <w:num w:numId="12">
+  <w:num w:numId="12" w16cid:durableId="2011761359">
     <w:abstractNumId w:val="18"/>
   </w:num>
-  <w:num w:numId="13">
+  <w:num w:numId="13" w16cid:durableId="112329976">
     <w:abstractNumId w:val="9"/>
   </w:num>
-  <w:num w:numId="14">
+  <w:num w:numId="14" w16cid:durableId="884490677">
     <w:abstractNumId w:val="6"/>
   </w:num>
-  <w:num w:numId="15">
+  <w:num w:numId="15" w16cid:durableId="1106734903">
     <w:abstractNumId w:val="13"/>
   </w:num>
-  <w:num w:numId="16">
+  <w:num w:numId="16" w16cid:durableId="1283802293">
     <w:abstractNumId w:val="1"/>
   </w:num>
-  <w:num w:numId="17">
+  <w:num w:numId="17" w16cid:durableId="1027832992">
     <w:abstractNumId w:val="3"/>
   </w:num>
-  <w:num w:numId="18">
+  <w:num w:numId="18" w16cid:durableId="449471151">
     <w:abstractNumId w:val="11"/>
   </w:num>
-  <w:num w:numId="19">
+  <w:num w:numId="19" w16cid:durableId="1755324055">
     <w:abstractNumId w:val="2"/>
   </w:num>
-  <w:num w:numId="20">
+  <w:num w:numId="20" w16cid:durableId="791437000">
     <w:abstractNumId w:val="12"/>
   </w:num>
-  <w:num w:numId="21">
+  <w:num w:numId="21" w16cid:durableId="622542530">
     <w:abstractNumId w:val="4"/>
   </w:num>
-  <w:num w:numId="22">
+  <w:num w:numId="22" w16cid:durableId="2079397993">
     <w:abstractNumId w:val="14"/>
   </w:num>
-  <w:num w:numId="23">
+  <w:num w:numId="23" w16cid:durableId="1191725657">
     <w:abstractNumId w:val="0"/>
   </w:num>
-  <w:num w:numId="24">
+  <w:num w:numId="24" w16cid:durableId="1460224194">
     <w:abstractNumId w:val="5"/>
   </w:num>
-  <w:num w:numId="25">
+  <w:num w:numId="25" w16cid:durableId="264464386">
     <w:abstractNumId w:val="5"/>
   </w:num>
-  <w:num w:numId="26">
+  <w:num w:numId="26" w16cid:durableId="951935196">
     <w:abstractNumId w:val="5"/>
   </w:num>
-  <w:num w:numId="27">
+  <w:num w:numId="27" w16cid:durableId="1615163257">
     <w:abstractNumId w:val="5"/>
   </w:num>
 </w:numbering>
 </file>
 
 <file path=word/styles.xml><?xml version="1.0" encoding="utf-8"?>
-<w:styles xmlns:mc="http://schemas.openxmlformats.org/markup-compatibility/2006" xmlns:r="http://schemas.openxmlformats.org/officeDocument/2006/relationships" xmlns:w="http://schemas.openxmlformats.org/wordprocessingml/2006/main" xmlns:w14="http://schemas.microsoft.com/office/word/2010/wordml" xmlns:w15="http://schemas.microsoft.com/office/word/2012/wordml" xmlns:w16cex="http://schemas.microsoft.com/office/word/2018/wordml/cex" xmlns:w16cid="http://schemas.microsoft.com/office/word/2016/wordml/cid" xmlns:w16="http://schemas.microsoft.com/office/word/2018/wordml" xmlns:w16sdtdh="http://schemas.microsoft.com/office/word/2020/wordml/sdtdatahash" xmlns:w16se="http://schemas.microsoft.com/office/word/2015/wordml/symex" mc:Ignorable="w14 w15 w16se w16cid w16 w16cex w16sdtdh">
+<w:styles xmlns:mc="http://schemas.openxmlformats.org/markup-compatibility/2006" xmlns:r="http://schemas.openxmlformats.org/officeDocument/2006/relationships" xmlns:w="http://schemas.openxmlformats.org/wordprocessingml/2006/main" xmlns:w14="http://schemas.microsoft.com/office/word/2010/wordml" xmlns:w15="http://schemas.microsoft.com/office/word/2012/wordml" xmlns:w16cex="http://schemas.microsoft.com/office/word/2018/wordml/cex" xmlns:w16cid="http://schemas.microsoft.com/office/word/2016/wordml/cid" xmlns:w16="http://schemas.microsoft.com/office/word/2018/wordml" xmlns:w16du="http://schemas.microsoft.com/office/word/2023/wordml/word16du" xmlns:w16sdtdh="http://schemas.microsoft.com/office/word/2020/wordml/sdtdatahash" xmlns:w16se="http://schemas.microsoft.com/office/word/2015/wordml/symex" mc:Ignorable="w14 w15 w16se w16cid w16 w16cex w16sdtdh w16du">
   <w:docDefaults>
     <w:rPrDefault>
       <w:rPr>
         <w:rFonts w:asciiTheme="minorHAnsi" w:eastAsiaTheme="minorHAnsi" w:hAnsiTheme="minorHAnsi" w:cstheme="minorBidi"/>
         <w:sz w:val="22"/>
         <w:szCs w:val="22"/>
-        <w:lang w:val="en-UG" w:eastAsia="en-US" w:bidi="ar-SA"/>
+        <w:lang w:eastAsia="en-US" w:bidi="ar-SA"/>
       </w:rPr>
     </w:rPrDefault>
     <w:pPrDefault>
@@ -4679,7 +4713,7 @@
       <w:kern w:val="36"/>
       <w:sz w:val="48"/>
       <w:szCs w:val="48"/>
-      <w:lang w:eastAsia="en-UG"/>
+      <w:lang/>
     </w:rPr>
   </w:style>
   <w:style w:type="paragraph" w:styleId="Heading2">
@@ -4699,7 +4733,7 @@
       <w:bCs/>
       <w:sz w:val="36"/>
       <w:szCs w:val="36"/>
-      <w:lang w:eastAsia="en-UG"/>
+      <w:lang/>
     </w:rPr>
   </w:style>
   <w:style w:type="paragraph" w:styleId="Heading3">
@@ -4719,7 +4753,7 @@
       <w:bCs/>
       <w:sz w:val="27"/>
       <w:szCs w:val="27"/>
-      <w:lang w:eastAsia="en-UG"/>
+      <w:lang/>
     </w:rPr>
   </w:style>
   <w:style w:type="character" w:default="1" w:styleId="DefaultParagraphFont">
@@ -4762,7 +4796,7 @@
       <w:kern w:val="36"/>
       <w:sz w:val="48"/>
       <w:szCs w:val="48"/>
-      <w:lang w:val="en-UG" w:eastAsia="en-UG"/>
+      <w:lang/>
     </w:rPr>
   </w:style>
   <w:style w:type="character" w:customStyle="1" w:styleId="Heading2Char">
@@ -4777,7 +4811,7 @@
       <w:bCs/>
       <w:sz w:val="36"/>
       <w:szCs w:val="36"/>
-      <w:lang w:val="en-UG" w:eastAsia="en-UG"/>
+      <w:lang/>
     </w:rPr>
   </w:style>
   <w:style w:type="character" w:customStyle="1" w:styleId="Heading3Char">
@@ -4792,7 +4826,7 @@
       <w:bCs/>
       <w:sz w:val="27"/>
       <w:szCs w:val="27"/>
-      <w:lang w:val="en-UG" w:eastAsia="en-UG"/>
+      <w:lang/>
     </w:rPr>
   </w:style>
   <w:style w:type="paragraph" w:styleId="NormalWeb">
@@ -4809,7 +4843,7 @@
       <w:rFonts w:ascii="Times New Roman" w:eastAsia="Times New Roman" w:hAnsi="Times New Roman" w:cs="Times New Roman"/>
       <w:sz w:val="24"/>
       <w:szCs w:val="24"/>
-      <w:lang w:eastAsia="en-UG"/>
+      <w:lang/>
     </w:rPr>
   </w:style>
   <w:style w:type="character" w:styleId="Strong">
@@ -4834,7 +4868,7 @@
       <w:rFonts w:ascii="Times New Roman" w:eastAsia="Times New Roman" w:hAnsi="Times New Roman" w:cs="Times New Roman"/>
       <w:sz w:val="24"/>
       <w:szCs w:val="24"/>
-      <w:lang w:eastAsia="en-UG"/>
+      <w:lang/>
     </w:rPr>
   </w:style>
   <w:style w:type="paragraph" w:styleId="ListParagraph">

--- a/docs/requirements/project_charter.docx
+++ b/docs/requirements/project_charter.docx
@@ -522,7 +522,7 @@
           <w:sz w:val="24"/>
           <w:szCs w:val="24"/>
         </w:rPr>
-        <w:t>The project will implement one bounded QA workflow covering requirements/repository retrieval, AI-assisted test generation, human approval, sandbox test execution, result and failure analysis, QA reporting, and issue/PR drafting. The system will retrieve relevant project information, generate candidate tests, execute approved tests using defined tools, analyze test results against expected behaviour, produce structured failure reports, and maintain logs of agent actions, tool calls, and outcomes for traceability. The agent will operate within defined iteration limits and stop conditions.</w:t>
+        <w:t>Our project will implement one bounded QA workflow covering requirements/repository retrieval, AI-assisted test generation, human approval, sandbox test execution, result and failure analysis, QA reporting, and issue/PR drafting. The system will retrieve relevant project information, generate candidate tests, execute approved tests using defined tools, analyze test results against expected behaviour, produce structured failure reports, and maintain logs of agent actions, tool calls, and outcomes for traceability. The agent will operate within defined iteration limits and stop conditions.</w:t>
       </w:r>
     </w:p>
     <w:p>
@@ -564,7 +564,7 @@
           <w:sz w:val="24"/>
           <w:szCs w:val="24"/>
         </w:rPr>
-        <w:t>The project will not support automatic pull-request merging, production deployment, access to passwords or other secrets, arbitrary shell-command execution, production-system modification, repository data deletion, unrestricted source-code changes, or autonomous decisions on whether defects should be fixed. The agent will also not operate continuously without defined iteration limits and human oversight. These boundaries ensure that the system remains a controlled QA-support tool rather than an unrestricted autonomous software-engineering agent.</w:t>
+        <w:t>Our project will not support automatic pull-request merging, production deployment, access to passwords or other secrets, arbitrary shell-command execution, production-system modification, repository data deletion, unrestricted source-code changes, or autonomous decisions on whether defects should be fixed. The agent will also not operate continuously without defined iteration limits and human oversight. These boundaries ensure that the system remains a controlled QA-support tool rather than an unrestricted autonomous software-engineering agent.</w:t>
       </w:r>
     </w:p>
     <w:p>
@@ -619,7 +619,7 @@
           <w:sz w:val="24"/>
           <w:szCs w:val="24"/>
         </w:rPr>
-        <w:t>The project assumes that:</w:t>
+        <w:t>Our project assumes that:</w:t>
       </w:r>
     </w:p>
     <w:p>
@@ -871,7 +871,7 @@
           <w:sz w:val="24"/>
           <w:szCs w:val="28"/>
         </w:rPr>
-        <w:t xml:space="preserve">The project can be completed within the eight-week course period. </w:t>
+        <w:t xml:space="preserve">Our project can be completed within the eight-week course period. </w:t>
       </w:r>
     </w:p>
     <w:p>
